--- a/Dokumentacija/06_Hevristicna_evalvacija/Hevristicna_evalvacija_Omreznina.docx
+++ b/Dokumentacija/06_Hevristicna_evalvacija/Hevristicna_evalvacija_Omreznina.docx
@@ -172,7 +172,7 @@
           <w:sz w:val="21"/>
           <w:szCs w:val="21"/>
         </w:rPr>
-        <w:t xml:space="preserve">Namen evalvacije je poiskati težave z uporabnostjo spletne aplikacije Omrežnina+, ki uporabnikom pomaga razumeti porabo električne energije, obračun omrežnine po novih časovnih blokih in prekoračitve dogovorjene moči. Aplikacija omogoča nalaganje izpiskov iz portala mojelektro.si, simulacijo porabe naprav, pregled statistike, napoved prekoračitev, razlago računa in upravljanje naloženih podatkov.</w:t>
+        <w:t xml:space="preserve">Namen evalvacije je poiskati težave z uporabnostjo spletne aplikacije Omrežnina+, ki uporabnikom pomaga razumeti porabo električne energije, obračun omrežnine po novih časovnih blokih in prekoračitve dogovorjene moči. Aplikacija omogoča nalaganje izpiskov iz portala mojelektro.si, simulacijo porabe naprav, pregled statistike, razlago računa in upravljanje naloženih podatkov.</w:t>
       </w:r>
     </w:p>
     <w:p>
@@ -1790,158 +1790,6 @@
           </w:p>
         </w:tc>
       </w:tr>
-      <w:tr>
-        <w:trPr>
-          <w:cantSplit/>
-        </w:trPr>
-        <w:tc>
-          <w:tcPr>
-            <w:tcW w:type="dxa" w:w="3000"/>
-            <w:tcBorders>
-              <w:top w:val="single" w:color="BFBFBF" w:sz="4"/>
-              <w:left w:val="single" w:color="BFBFBF" w:sz="4"/>
-              <w:bottom w:val="single" w:color="BFBFBF" w:sz="4"/>
-              <w:right w:val="single" w:color="BFBFBF" w:sz="4"/>
-            </w:tcBorders>
-            <w:tcMar>
-              <w:top w:type="dxa" w:w="60"/>
-              <w:left w:type="dxa" w:w="90"/>
-              <w:bottom w:type="dxa" w:w="60"/>
-              <w:right w:type="dxa" w:w="90"/>
-            </w:tcMar>
-          </w:tcPr>
-          <w:p>
-            <w:r>
-              <w:rPr>
-                <w:rFonts w:ascii="Calibri" w:cs="Calibri" w:eastAsia="Calibri" w:hAnsi="Calibri"/>
-                <w:sz w:val="17"/>
-                <w:szCs w:val="17"/>
-              </w:rPr>
-              <w:t xml:space="preserve">Ali ikone in metafore ustrezajo pomenu?</w:t>
-            </w:r>
-          </w:p>
-        </w:tc>
-        <w:tc>
-          <w:tcPr>
-            <w:tcW w:type="dxa" w:w="1050"/>
-            <w:tcBorders>
-              <w:top w:val="single" w:color="BFBFBF" w:sz="4"/>
-              <w:left w:val="single" w:color="BFBFBF" w:sz="4"/>
-              <w:bottom w:val="single" w:color="BFBFBF" w:sz="4"/>
-              <w:right w:val="single" w:color="BFBFBF" w:sz="4"/>
-            </w:tcBorders>
-            <w:shd w:fill="FFF2CC" w:color="auto" w:val="clear"/>
-            <w:tcMar>
-              <w:top w:type="dxa" w:w="60"/>
-              <w:left w:type="dxa" w:w="90"/>
-              <w:bottom w:type="dxa" w:w="60"/>
-              <w:right w:type="dxa" w:w="90"/>
-            </w:tcMar>
-          </w:tcPr>
-          <w:p>
-            <w:pPr>
-              <w:jc w:val="center"/>
-            </w:pPr>
-            <w:r>
-              <w:rPr>
-                <w:rFonts w:ascii="Calibri" w:cs="Calibri" w:eastAsia="Calibri" w:hAnsi="Calibri"/>
-                <w:b/>
-                <w:bCs/>
-                <w:sz w:val="17"/>
-                <w:szCs w:val="17"/>
-              </w:rPr>
-              <w:t xml:space="preserve">Delno</w:t>
-            </w:r>
-          </w:p>
-        </w:tc>
-        <w:tc>
-          <w:tcPr>
-            <w:tcW w:type="dxa" w:w="4900"/>
-            <w:tcBorders>
-              <w:top w:val="single" w:color="BFBFBF" w:sz="4"/>
-              <w:left w:val="single" w:color="BFBFBF" w:sz="4"/>
-              <w:bottom w:val="single" w:color="BFBFBF" w:sz="4"/>
-              <w:right w:val="single" w:color="BFBFBF" w:sz="4"/>
-            </w:tcBorders>
-            <w:tcMar>
-              <w:top w:type="dxa" w:w="60"/>
-              <w:left w:type="dxa" w:w="90"/>
-              <w:bottom w:type="dxa" w:w="60"/>
-              <w:right w:type="dxa" w:w="90"/>
-            </w:tcMar>
-          </w:tcPr>
-          <w:p>
-            <w:r>
-              <w:rPr>
-                <w:rFonts w:ascii="Calibri" w:cs="Calibri" w:eastAsia="Calibri" w:hAnsi="Calibri"/>
-                <w:sz w:val="17"/>
-                <w:szCs w:val="17"/>
-              </w:rPr>
-              <w:t xml:space="preserve">Večina ikon je primernih. Na kartici »Napoved« je ikona čarobne palice, ki ne nakazuje napovedi porabe.</w:t>
-            </w:r>
-          </w:p>
-        </w:tc>
-        <w:tc>
-          <w:tcPr>
-            <w:tcW w:type="dxa" w:w="5288"/>
-            <w:tcBorders>
-              <w:top w:val="single" w:color="BFBFBF" w:sz="4"/>
-              <w:left w:val="single" w:color="BFBFBF" w:sz="4"/>
-              <w:bottom w:val="single" w:color="BFBFBF" w:sz="4"/>
-              <w:right w:val="single" w:color="BFBFBF" w:sz="4"/>
-            </w:tcBorders>
-            <w:tcMar>
-              <w:top w:type="dxa" w:w="60"/>
-              <w:left w:type="dxa" w:w="90"/>
-              <w:bottom w:type="dxa" w:w="60"/>
-              <w:right w:type="dxa" w:w="90"/>
-            </w:tcMar>
-          </w:tcPr>
-          <w:p>
-            <w:r>
-              <w:rPr>
-                <w:rFonts w:ascii="Calibri" w:cs="Calibri" w:eastAsia="Calibri" w:hAnsi="Calibri"/>
-                <w:sz w:val="17"/>
-                <w:szCs w:val="17"/>
-              </w:rPr>
-              <w:t xml:space="preserve">Uporabiti ikono grafa s trendom ali vremena.</w:t>
-            </w:r>
-          </w:p>
-        </w:tc>
-        <w:tc>
-          <w:tcPr>
-            <w:tcW w:type="dxa" w:w="600"/>
-            <w:tcBorders>
-              <w:top w:val="single" w:color="BFBFBF" w:sz="4"/>
-              <w:left w:val="single" w:color="BFBFBF" w:sz="4"/>
-              <w:bottom w:val="single" w:color="BFBFBF" w:sz="4"/>
-              <w:right w:val="single" w:color="BFBFBF" w:sz="4"/>
-            </w:tcBorders>
-            <w:shd w:fill="F2F2F2" w:color="auto" w:val="clear"/>
-            <w:tcMar>
-              <w:top w:type="dxa" w:w="60"/>
-              <w:left w:type="dxa" w:w="90"/>
-              <w:bottom w:type="dxa" w:w="60"/>
-              <w:right w:type="dxa" w:w="90"/>
-            </w:tcMar>
-          </w:tcPr>
-          <w:p>
-            <w:pPr>
-              <w:jc w:val="center"/>
-            </w:pPr>
-            <w:r>
-              <w:rPr>
-                <w:rFonts w:ascii="Calibri" w:cs="Calibri" w:eastAsia="Calibri" w:hAnsi="Calibri"/>
-                <w:b/>
-                <w:bCs/>
-                <w:sz w:val="17"/>
-                <w:szCs w:val="17"/>
-              </w:rPr>
-              <w:t xml:space="preserve">1</w:t>
-            </w:r>
-          </w:p>
-        </w:tc>
-      </w:tr>
     </w:tbl>
     <w:p>
       <w:pPr>
@@ -5576,7 +5424,7 @@
                 <w:sz w:val="17"/>
                 <w:szCs w:val="17"/>
               </w:rPr>
-              <w:t xml:space="preserve">Dodati kartice s ključnimi kazalniki: poraba zadnjega meseca, število prekoračitev, trenutni blok, zadnja napoved.</w:t>
+              <w:t xml:space="preserve">Dodati kartice s ključnimi kazalniki: poraba zadnjega meseca, število prekoračitev, trenutni blok, dogovorjene moči.</w:t>
             </w:r>
           </w:p>
         </w:tc>
@@ -8281,7 +8129,7 @@
           <w:sz w:val="21"/>
           <w:szCs w:val="21"/>
         </w:rPr>
-        <w:t xml:space="preserve">Analitični in razlagalni pogledi (Omrežnina, Simulacija porabe, Poraba po mesecih, Statistika moči, Napoved, Razlaga računa), nastavitve profila (dogovorjene moči, tarifa, toplotna črpalka, geslo, 2FA) in upravljanje naloženih podatkov.</w:t>
+        <w:t xml:space="preserve">Analitični in razlagalni pogledi (Omrežnina, Simulacija porabe, Poraba po mesecih, Statistika moči, Razlaga računa), nastavitve profila (dogovorjene moči, tarifa, toplotna črpalka, geslo, 2FA) in upravljanje naloženih podatkov.</w:t>
       </w:r>
     </w:p>
     <w:p>
@@ -8319,7 +8167,7 @@
           <w:sz w:val="20"/>
           <w:szCs w:val="20"/>
         </w:rPr>
-        <w:t xml:space="preserve">Stran Omrežnina dobro označi trenutno uro in sezono, simulacija se samodejno preračuna ob izbiri naprav. Resni težavi sta dve: v profilu se sporočila o uspehu ali napaki pri spremembi imena, avatarja in gesla nastavijo, a se v teh razdelkih nikjer ne izpišejo, Poraba po mesecih in Statistika moči pa ob manjkajočih podatkih kažeta neskončno vrtavko namesto praznega stanja. Kadar vremenski podatek ni na voljo, simulacija izpiše »zunanja temperatura je X°C«.</w:t>
+        <w:t xml:space="preserve">Stran Omrežnina dobro označi trenutno uro in sezono, simulacija se samodejno preračuna ob izbiri naprav. Resna težava je, da se v profilu sporočila o uspehu ali napaki pri spremembi imena, avatarja in gesla nikjer ne izpišejo. Poraba po mesecih in Statistika moči pa podatke prikažeta šele po daljšem nalaganju, med katerim je vidna le gola vrtavka brez pojasnila. Kadar vremenski podatek ni na voljo, simulacija izpiše »zunanja temperatura je X°C«.</w:t>
       </w:r>
     </w:p>
     <w:tbl>
@@ -8680,7 +8528,7 @@
                 <w:sz w:val="17"/>
                 <w:szCs w:val="17"/>
               </w:rPr>
-              <w:t xml:space="preserve">Ali sistem prikaže prazno stanje, kadar ni podatkov?</w:t>
+              <w:t xml:space="preserve">Ali sistem med daljšim nalaganjem podatkov sporoča, kaj se dogaja?</w:t>
             </w:r>
           </w:p>
         </w:tc>
@@ -8693,27 +8541,27 @@
               <w:bottom w:val="single" w:color="BFBFBF" w:sz="4"/>
               <w:right w:val="single" w:color="BFBFBF" w:sz="4"/>
             </w:tcBorders>
-            <w:shd w:fill="F8D7DA" w:color="auto" w:val="clear"/>
-            <w:tcMar>
-              <w:top w:type="dxa" w:w="60"/>
-              <w:left w:type="dxa" w:w="90"/>
-              <w:bottom w:type="dxa" w:w="60"/>
-              <w:right w:type="dxa" w:w="90"/>
-            </w:tcMar>
-          </w:tcPr>
-          <w:p>
-            <w:pPr>
-              <w:jc w:val="center"/>
-            </w:pPr>
-            <w:r>
-              <w:rPr>
-                <w:rFonts w:ascii="Calibri" w:cs="Calibri" w:eastAsia="Calibri" w:hAnsi="Calibri"/>
-                <w:b/>
-                <w:bCs/>
-                <w:sz w:val="17"/>
-                <w:szCs w:val="17"/>
-              </w:rPr>
-              <w:t xml:space="preserve">Ne ustreza</w:t>
+            <w:shd w:fill="FFF2CC" w:color="auto" w:val="clear"/>
+            <w:tcMar>
+              <w:top w:type="dxa" w:w="60"/>
+              <w:left w:type="dxa" w:w="90"/>
+              <w:bottom w:type="dxa" w:w="60"/>
+              <w:right w:type="dxa" w:w="90"/>
+            </w:tcMar>
+          </w:tcPr>
+          <w:p>
+            <w:pPr>
+              <w:jc w:val="center"/>
+            </w:pPr>
+            <w:r>
+              <w:rPr>
+                <w:rFonts w:ascii="Calibri" w:cs="Calibri" w:eastAsia="Calibri" w:hAnsi="Calibri"/>
+                <w:b/>
+                <w:bCs/>
+                <w:sz w:val="17"/>
+                <w:szCs w:val="17"/>
+              </w:rPr>
+              <w:t xml:space="preserve">Delno</w:t>
             </w:r>
           </w:p>
         </w:tc>
@@ -8740,7 +8588,7 @@
                 <w:sz w:val="17"/>
                 <w:szCs w:val="17"/>
               </w:rPr>
-              <w:t xml:space="preserve">Poraba po mesecih: ob testu se je vrtavka vrtela več kot 10 s brez vsebine ali sporočila (posnetek 4). Statistika moči ima v kodi enako napako za uporabnika brez podatkov o prekoračitvah: pripravljeno prazno stanje se nikoli ne prikaže.</w:t>
+              <w:t xml:space="preserve">Poraba po mesecih in Statistika moči podatke prikažeta, vendar šele po daljšem času (ob testu več kot 10 s). Ves čas je vidna le vrtavka brez besedila, zato uporabnik ne ve, ali stran dela ali je obtičala (posnetek 4).</w:t>
             </w:r>
           </w:p>
         </w:tc>
@@ -8767,7 +8615,7 @@
                 <w:sz w:val="17"/>
                 <w:szCs w:val="17"/>
               </w:rPr>
-              <w:t xml:space="preserve">Ločiti stanje »nalaganje« od stanja »ni podatkov« in prikazati sporočilo s povezavo na nalaganje.</w:t>
+              <w:t xml:space="preserve">Namesto gole vrtavke prikazati okvir grafov (skeleton) in besedilo »Nalagam podatke …«, po nekaj sekundah pa pojasnilo, da se strežnik prebuja; stanje »ni podatkov« prikazati ločeno s povezavo na nalaganje.</w:t>
             </w:r>
           </w:p>
         </w:tc>
@@ -8780,27 +8628,27 @@
               <w:bottom w:val="single" w:color="BFBFBF" w:sz="4"/>
               <w:right w:val="single" w:color="BFBFBF" w:sz="4"/>
             </w:tcBorders>
-            <w:shd w:fill="FCE4D6" w:color="auto" w:val="clear"/>
-            <w:tcMar>
-              <w:top w:type="dxa" w:w="60"/>
-              <w:left w:type="dxa" w:w="90"/>
-              <w:bottom w:type="dxa" w:w="60"/>
-              <w:right w:type="dxa" w:w="90"/>
-            </w:tcMar>
-          </w:tcPr>
-          <w:p>
-            <w:pPr>
-              <w:jc w:val="center"/>
-            </w:pPr>
-            <w:r>
-              <w:rPr>
-                <w:rFonts w:ascii="Calibri" w:cs="Calibri" w:eastAsia="Calibri" w:hAnsi="Calibri"/>
-                <w:b/>
-                <w:bCs/>
-                <w:sz w:val="17"/>
-                <w:szCs w:val="17"/>
-              </w:rPr>
-              <w:t xml:space="preserve">3</w:t>
+            <w:shd w:fill="FFF2CC" w:color="auto" w:val="clear"/>
+            <w:tcMar>
+              <w:top w:type="dxa" w:w="60"/>
+              <w:left w:type="dxa" w:w="90"/>
+              <w:bottom w:type="dxa" w:w="60"/>
+              <w:right w:type="dxa" w:w="90"/>
+            </w:tcMar>
+          </w:tcPr>
+          <w:p>
+            <w:pPr>
+              <w:jc w:val="center"/>
+            </w:pPr>
+            <w:r>
+              <w:rPr>
+                <w:rFonts w:ascii="Calibri" w:cs="Calibri" w:eastAsia="Calibri" w:hAnsi="Calibri"/>
+                <w:b/>
+                <w:bCs/>
+                <w:sz w:val="17"/>
+                <w:szCs w:val="17"/>
+              </w:rPr>
+              <w:t xml:space="preserve">2</w:t>
             </w:r>
           </w:p>
         </w:tc>
@@ -9196,7 +9044,7 @@
                 <w:sz w:val="17"/>
                 <w:szCs w:val="17"/>
               </w:rPr>
-              <w:t xml:space="preserve">Napoved ima vrtavko; simulacija in Razlaga računa (»Nalaganje …« kot navaden tekst) med izračunom nimata vidnega indikatorja.</w:t>
+              <w:t xml:space="preserve">Simulacija in Razlaga računa (»Nalaganje …« kot navaden tekst) med izračunom nimata vidnega indikatorja.</w:t>
             </w:r>
           </w:p>
         </w:tc>
@@ -9297,7 +9145,7 @@
           <w:sz w:val="20"/>
           <w:szCs w:val="20"/>
         </w:rPr>
-        <w:t xml:space="preserve">Razlage računa in napovedi so pisane razumljivo. Vsebinsko pa simulacija vedno računa z višjo sezono in delovnim dnem, ne glede na dejanski datum, zato so bloki in zneski izven obdobja november–februar napačni. Razlaga postavke »Omrežnina« jo opiše kot fiksni prispevek, neodvisen od porabe, kar ne drži. V pregledu podatkov se prikazujejo interna imena zbirk iz baze.</w:t>
+        <w:t xml:space="preserve">Razlage računa so pisane razumljivo. Vsebinsko pa simulacija vedno računa z višjo sezono in delovnim dnem, ne glede na dejanski datum, zato so bloki in zneski izven obdobja november–februar napačni. Razlaga postavke »Omrežnina« jo opiše kot fiksni prispevek, neodvisen od porabe, kar ne drži. V pregledu podatkov se prikazujejo interna imena zbirk iz baze.</w:t>
       </w:r>
     </w:p>
     <w:tbl>
@@ -10050,158 +9898,6 @@
                 <w:szCs w:val="17"/>
               </w:rPr>
               <w:t xml:space="preserve">Sonce postaviti k jutranjim uram (npr. 6–7), luno k nočnim, ali ikoni odstraniti.</w:t>
-            </w:r>
-          </w:p>
-        </w:tc>
-        <w:tc>
-          <w:tcPr>
-            <w:tcW w:type="dxa" w:w="600"/>
-            <w:tcBorders>
-              <w:top w:val="single" w:color="BFBFBF" w:sz="4"/>
-              <w:left w:val="single" w:color="BFBFBF" w:sz="4"/>
-              <w:bottom w:val="single" w:color="BFBFBF" w:sz="4"/>
-              <w:right w:val="single" w:color="BFBFBF" w:sz="4"/>
-            </w:tcBorders>
-            <w:shd w:fill="F2F2F2" w:color="auto" w:val="clear"/>
-            <w:tcMar>
-              <w:top w:type="dxa" w:w="60"/>
-              <w:left w:type="dxa" w:w="90"/>
-              <w:bottom w:type="dxa" w:w="60"/>
-              <w:right w:type="dxa" w:w="90"/>
-            </w:tcMar>
-          </w:tcPr>
-          <w:p>
-            <w:pPr>
-              <w:jc w:val="center"/>
-            </w:pPr>
-            <w:r>
-              <w:rPr>
-                <w:rFonts w:ascii="Calibri" w:cs="Calibri" w:eastAsia="Calibri" w:hAnsi="Calibri"/>
-                <w:b/>
-                <w:bCs/>
-                <w:sz w:val="17"/>
-                <w:szCs w:val="17"/>
-              </w:rPr>
-              <w:t xml:space="preserve">1</w:t>
-            </w:r>
-          </w:p>
-        </w:tc>
-      </w:tr>
-      <w:tr>
-        <w:trPr>
-          <w:cantSplit/>
-        </w:trPr>
-        <w:tc>
-          <w:tcPr>
-            <w:tcW w:type="dxa" w:w="3000"/>
-            <w:tcBorders>
-              <w:top w:val="single" w:color="BFBFBF" w:sz="4"/>
-              <w:left w:val="single" w:color="BFBFBF" w:sz="4"/>
-              <w:bottom w:val="single" w:color="BFBFBF" w:sz="4"/>
-              <w:right w:val="single" w:color="BFBFBF" w:sz="4"/>
-            </w:tcBorders>
-            <w:tcMar>
-              <w:top w:type="dxa" w:w="60"/>
-              <w:left w:type="dxa" w:w="90"/>
-              <w:bottom w:type="dxa" w:w="60"/>
-              <w:right w:type="dxa" w:w="90"/>
-            </w:tcMar>
-          </w:tcPr>
-          <w:p>
-            <w:r>
-              <w:rPr>
-                <w:rFonts w:ascii="Calibri" w:cs="Calibri" w:eastAsia="Calibri" w:hAnsi="Calibri"/>
-                <w:sz w:val="17"/>
-                <w:szCs w:val="17"/>
-              </w:rPr>
-              <w:t xml:space="preserve">Ali so oznake razumljive brez okrajšav?</w:t>
-            </w:r>
-          </w:p>
-        </w:tc>
-        <w:tc>
-          <w:tcPr>
-            <w:tcW w:type="dxa" w:w="1050"/>
-            <w:tcBorders>
-              <w:top w:val="single" w:color="BFBFBF" w:sz="4"/>
-              <w:left w:val="single" w:color="BFBFBF" w:sz="4"/>
-              <w:bottom w:val="single" w:color="BFBFBF" w:sz="4"/>
-              <w:right w:val="single" w:color="BFBFBF" w:sz="4"/>
-            </w:tcBorders>
-            <w:shd w:fill="FFF2CC" w:color="auto" w:val="clear"/>
-            <w:tcMar>
-              <w:top w:type="dxa" w:w="60"/>
-              <w:left w:type="dxa" w:w="90"/>
-              <w:bottom w:type="dxa" w:w="60"/>
-              <w:right w:type="dxa" w:w="90"/>
-            </w:tcMar>
-          </w:tcPr>
-          <w:p>
-            <w:pPr>
-              <w:jc w:val="center"/>
-            </w:pPr>
-            <w:r>
-              <w:rPr>
-                <w:rFonts w:ascii="Calibri" w:cs="Calibri" w:eastAsia="Calibri" w:hAnsi="Calibri"/>
-                <w:b/>
-                <w:bCs/>
-                <w:sz w:val="17"/>
-                <w:szCs w:val="17"/>
-              </w:rPr>
-              <w:t xml:space="preserve">Delno</w:t>
-            </w:r>
-          </w:p>
-        </w:tc>
-        <w:tc>
-          <w:tcPr>
-            <w:tcW w:type="dxa" w:w="4900"/>
-            <w:tcBorders>
-              <w:top w:val="single" w:color="BFBFBF" w:sz="4"/>
-              <w:left w:val="single" w:color="BFBFBF" w:sz="4"/>
-              <w:bottom w:val="single" w:color="BFBFBF" w:sz="4"/>
-              <w:right w:val="single" w:color="BFBFBF" w:sz="4"/>
-            </w:tcBorders>
-            <w:tcMar>
-              <w:top w:type="dxa" w:w="60"/>
-              <w:left w:type="dxa" w:w="90"/>
-              <w:bottom w:type="dxa" w:w="60"/>
-              <w:right w:type="dxa" w:w="90"/>
-            </w:tcMar>
-          </w:tcPr>
-          <w:p>
-            <w:r>
-              <w:rPr>
-                <w:rFonts w:ascii="Calibri" w:cs="Calibri" w:eastAsia="Calibri" w:hAnsi="Calibri"/>
-                <w:sz w:val="17"/>
-                <w:szCs w:val="17"/>
-              </w:rPr>
-              <w:t xml:space="preserve">Napoved uporablja »Max vrh«, »Nad 85% dog. moči«, »Povp. kazen« (v tabeli brez enote €).</w:t>
-            </w:r>
-          </w:p>
-        </w:tc>
-        <w:tc>
-          <w:tcPr>
-            <w:tcW w:type="dxa" w:w="5288"/>
-            <w:tcBorders>
-              <w:top w:val="single" w:color="BFBFBF" w:sz="4"/>
-              <w:left w:val="single" w:color="BFBFBF" w:sz="4"/>
-              <w:bottom w:val="single" w:color="BFBFBF" w:sz="4"/>
-              <w:right w:val="single" w:color="BFBFBF" w:sz="4"/>
-            </w:tcBorders>
-            <w:tcMar>
-              <w:top w:type="dxa" w:w="60"/>
-              <w:left w:type="dxa" w:w="90"/>
-              <w:bottom w:type="dxa" w:w="60"/>
-              <w:right w:type="dxa" w:w="90"/>
-            </w:tcMar>
-          </w:tcPr>
-          <w:p>
-            <w:r>
-              <w:rPr>
-                <w:rFonts w:ascii="Calibri" w:cs="Calibri" w:eastAsia="Calibri" w:hAnsi="Calibri"/>
-                <w:sz w:val="17"/>
-                <w:szCs w:val="17"/>
-              </w:rPr>
-              <w:t xml:space="preserve">Izpisati polne oznake z enotami (»Najvišja izmerjena moč (kW)«, »Povprečna kazen (€)«).</w:t>
             </w:r>
           </w:p>
         </w:tc>
@@ -12044,7 +11740,7 @@
                 <w:sz w:val="17"/>
                 <w:szCs w:val="17"/>
               </w:rPr>
-              <w:t xml:space="preserve">Vnos »abc« v polje bloka se shrani kot 0 kW. Na testnem računu je moč toplotne črpalke shranjena kot 676 kW; simulacija zato brez opozorila pokaže porabo 683,5 kW in »kazen« 110 € (posnetka 2 in 10).</w:t>
+              <w:t xml:space="preserve">Vnos »abc« v polje bloka se shrani kot 0 kW. Na testnem računu je moč toplotne črpalke shranjena kot 676 kW; simulacija zato brez opozorila pokaže porabo 683,5 kW in »kazen« 110 € (posnetka 2 in 9).</w:t>
             </w:r>
           </w:p>
         </w:tc>
@@ -12500,7 +12196,7 @@
                 <w:sz w:val="17"/>
                 <w:szCs w:val="17"/>
               </w:rPr>
-              <w:t xml:space="preserve">Račun z »Skupni znesek brez DDV« 10 € in postavkami v skupni vrednosti 51 € je sprejet in prikazan brez opozorila (posnetek 8).</w:t>
+              <w:t xml:space="preserve">Račun z »Skupni znesek brez DDV« 10 € in postavkami v skupni vrednosti 51 € je sprejet in prikazan brez opozorila (posnetek 7).</w:t>
             </w:r>
           </w:p>
         </w:tc>
@@ -13114,158 +12810,6 @@
                 <w:sz w:val="17"/>
                 <w:szCs w:val="17"/>
               </w:rPr>
-              <w:t xml:space="preserve">Ali so pomožne razlage dostopne tudi na dotik?</w:t>
-            </w:r>
-          </w:p>
-        </w:tc>
-        <w:tc>
-          <w:tcPr>
-            <w:tcW w:type="dxa" w:w="1050"/>
-            <w:tcBorders>
-              <w:top w:val="single" w:color="BFBFBF" w:sz="4"/>
-              <w:left w:val="single" w:color="BFBFBF" w:sz="4"/>
-              <w:bottom w:val="single" w:color="BFBFBF" w:sz="4"/>
-              <w:right w:val="single" w:color="BFBFBF" w:sz="4"/>
-            </w:tcBorders>
-            <w:shd w:fill="FFF2CC" w:color="auto" w:val="clear"/>
-            <w:tcMar>
-              <w:top w:type="dxa" w:w="60"/>
-              <w:left w:type="dxa" w:w="90"/>
-              <w:bottom w:type="dxa" w:w="60"/>
-              <w:right w:type="dxa" w:w="90"/>
-            </w:tcMar>
-          </w:tcPr>
-          <w:p>
-            <w:pPr>
-              <w:jc w:val="center"/>
-            </w:pPr>
-            <w:r>
-              <w:rPr>
-                <w:rFonts w:ascii="Calibri" w:cs="Calibri" w:eastAsia="Calibri" w:hAnsi="Calibri"/>
-                <w:b/>
-                <w:bCs/>
-                <w:sz w:val="17"/>
-                <w:szCs w:val="17"/>
-              </w:rPr>
-              <w:t xml:space="preserve">Delno</w:t>
-            </w:r>
-          </w:p>
-        </w:tc>
-        <w:tc>
-          <w:tcPr>
-            <w:tcW w:type="dxa" w:w="4900"/>
-            <w:tcBorders>
-              <w:top w:val="single" w:color="BFBFBF" w:sz="4"/>
-              <w:left w:val="single" w:color="BFBFBF" w:sz="4"/>
-              <w:bottom w:val="single" w:color="BFBFBF" w:sz="4"/>
-              <w:right w:val="single" w:color="BFBFBF" w:sz="4"/>
-            </w:tcBorders>
-            <w:tcMar>
-              <w:top w:type="dxa" w:w="60"/>
-              <w:left w:type="dxa" w:w="90"/>
-              <w:bottom w:type="dxa" w:w="60"/>
-              <w:right w:type="dxa" w:w="90"/>
-            </w:tcMar>
-          </w:tcPr>
-          <w:p>
-            <w:r>
-              <w:rPr>
-                <w:rFonts w:ascii="Calibri" w:cs="Calibri" w:eastAsia="Calibri" w:hAnsi="Calibri"/>
-                <w:sz w:val="17"/>
-                <w:szCs w:val="17"/>
-              </w:rPr>
-              <w:t xml:space="preserve">Opisi kazalnikov pri Napovedi se prikažejo ob lebdenju ali fokusu; na telefonu je to nerodno.</w:t>
-            </w:r>
-          </w:p>
-        </w:tc>
-        <w:tc>
-          <w:tcPr>
-            <w:tcW w:type="dxa" w:w="5288"/>
-            <w:tcBorders>
-              <w:top w:val="single" w:color="BFBFBF" w:sz="4"/>
-              <w:left w:val="single" w:color="BFBFBF" w:sz="4"/>
-              <w:bottom w:val="single" w:color="BFBFBF" w:sz="4"/>
-              <w:right w:val="single" w:color="BFBFBF" w:sz="4"/>
-            </w:tcBorders>
-            <w:tcMar>
-              <w:top w:type="dxa" w:w="60"/>
-              <w:left w:type="dxa" w:w="90"/>
-              <w:bottom w:type="dxa" w:w="60"/>
-              <w:right w:type="dxa" w:w="90"/>
-            </w:tcMar>
-          </w:tcPr>
-          <w:p>
-            <w:r>
-              <w:rPr>
-                <w:rFonts w:ascii="Calibri" w:cs="Calibri" w:eastAsia="Calibri" w:hAnsi="Calibri"/>
-                <w:sz w:val="17"/>
-                <w:szCs w:val="17"/>
-              </w:rPr>
-              <w:t xml:space="preserve">Razlago prikazati ob tapu ali kot stalno podnapisno besedilo.</w:t>
-            </w:r>
-          </w:p>
-        </w:tc>
-        <w:tc>
-          <w:tcPr>
-            <w:tcW w:type="dxa" w:w="600"/>
-            <w:tcBorders>
-              <w:top w:val="single" w:color="BFBFBF" w:sz="4"/>
-              <w:left w:val="single" w:color="BFBFBF" w:sz="4"/>
-              <w:bottom w:val="single" w:color="BFBFBF" w:sz="4"/>
-              <w:right w:val="single" w:color="BFBFBF" w:sz="4"/>
-            </w:tcBorders>
-            <w:shd w:fill="F2F2F2" w:color="auto" w:val="clear"/>
-            <w:tcMar>
-              <w:top w:type="dxa" w:w="60"/>
-              <w:left w:type="dxa" w:w="90"/>
-              <w:bottom w:type="dxa" w:w="60"/>
-              <w:right w:type="dxa" w:w="90"/>
-            </w:tcMar>
-          </w:tcPr>
-          <w:p>
-            <w:pPr>
-              <w:jc w:val="center"/>
-            </w:pPr>
-            <w:r>
-              <w:rPr>
-                <w:rFonts w:ascii="Calibri" w:cs="Calibri" w:eastAsia="Calibri" w:hAnsi="Calibri"/>
-                <w:b/>
-                <w:bCs/>
-                <w:sz w:val="17"/>
-                <w:szCs w:val="17"/>
-              </w:rPr>
-              <w:t xml:space="preserve">1</w:t>
-            </w:r>
-          </w:p>
-        </w:tc>
-      </w:tr>
-      <w:tr>
-        <w:trPr>
-          <w:cantSplit/>
-        </w:trPr>
-        <w:tc>
-          <w:tcPr>
-            <w:tcW w:type="dxa" w:w="3000"/>
-            <w:tcBorders>
-              <w:top w:val="single" w:color="BFBFBF" w:sz="4"/>
-              <w:left w:val="single" w:color="BFBFBF" w:sz="4"/>
-              <w:bottom w:val="single" w:color="BFBFBF" w:sz="4"/>
-              <w:right w:val="single" w:color="BFBFBF" w:sz="4"/>
-            </w:tcBorders>
-            <w:tcMar>
-              <w:top w:type="dxa" w:w="60"/>
-              <w:left w:type="dxa" w:w="90"/>
-              <w:bottom w:type="dxa" w:w="60"/>
-              <w:right w:type="dxa" w:w="90"/>
-            </w:tcMar>
-          </w:tcPr>
-          <w:p>
-            <w:r>
-              <w:rPr>
-                <w:rFonts w:ascii="Calibri" w:cs="Calibri" w:eastAsia="Calibri" w:hAnsi="Calibri"/>
-                <w:sz w:val="17"/>
-                <w:szCs w:val="17"/>
-              </w:rPr>
               <w:t xml:space="preserve">Ali so izbrane možnosti vidno označene?</w:t>
             </w:r>
           </w:p>
@@ -13426,7 +12970,7 @@
           <w:sz w:val="20"/>
           <w:szCs w:val="20"/>
         </w:rPr>
-        <w:t xml:space="preserve">Analitični pogledi ne ponujajo veliko bližnjic: Razlaga računa ob odprtju nima izbranega obdobja, napoved je mogoča le za naslednji mesec, simulacija pa ne omogoča vnosa lastne naprave ali števila naprav.</w:t>
+        <w:t xml:space="preserve">Analitični pogledi ne ponujajo veliko bližnjic: Razlaga računa ob odprtju nima izbranega obdobja, simulacija pa ne omogoča vnosa lastne naprave ali števila naprav.</w:t>
       </w:r>
     </w:p>
     <w:tbl>
@@ -14521,7 +14065,7 @@
                 <w:sz w:val="17"/>
                 <w:szCs w:val="17"/>
               </w:rPr>
-              <w:t xml:space="preserve">Statistika, Napoved in Razlaga računa imajo uvodni odstavek v velikem tisku.</w:t>
+              <w:t xml:space="preserve">Statistika moči, Poraba po mesecih in Razlaga računa imajo uvodni odstavek v velikem tisku.</w:t>
             </w:r>
           </w:p>
         </w:tc>
@@ -14773,7 +14317,7 @@
           <w:sz w:val="20"/>
           <w:szCs w:val="20"/>
         </w:rPr>
-        <w:t xml:space="preserve">Napake v profilu in pri napovedi so splošne ali neposredno prenesene iz zaledja. Sporočilo pri spremembi gesla (»napačno trenutno geslo ali drug problem«) ne loči vzrokov, poleg tega se zaradi napake iz H1 sploh ne prikaže. Ročni vnos računa uporablja alert s tehničnim besedilom.</w:t>
+        <w:t xml:space="preserve">Napake v profilu in pri ročnem vnosu računa so splošne ali tehnične. Sporočilo pri spremembi gesla (»napačno trenutno geslo ali drug problem«) ne loči vzrokov, poleg tega se zaradi napake iz H1 sploh ne prikaže. Ročni vnos računa uporablja alert s tehničnim besedilom.</w:t>
       </w:r>
     </w:p>
     <w:tbl>
@@ -15194,7 +14738,7 @@
                 <w:sz w:val="17"/>
                 <w:szCs w:val="17"/>
               </w:rPr>
-              <w:t xml:space="preserve">Napoved ob testu prikaže »Request failed with status code 400« (angleško, brez vzroka in rešitve, posnetek 6); ročni vnos računa: alert("Napaka: UID ni na voljo.").</w:t>
+              <w:t xml:space="preserve">Ročni vnos računa ob napaki odpre brskalnikovo okno alert z besedilom »Napaka: UID ni na voljo.«; nalaganje 15-minutnega izpiska izpiše »Napaka: uporabnik ni prijavljen.«, če je bila ob prijavi izbrana možnost »Zapomni si napravo« (UID se bere le iz sessionStorage), čeprav je uporabnik prijavljen.</w:t>
             </w:r>
           </w:p>
         </w:tc>
@@ -15221,7 +14765,7 @@
                 <w:sz w:val="17"/>
                 <w:szCs w:val="17"/>
               </w:rPr>
-              <w:t xml:space="preserve">Napake preslikati v razumljiva besedila (npr. »Za napoved potrebujemo vsaj en mesec 15-minutnih podatkov. Naložite jih v razdelku Naloži podatke.«) in jih prikazati v aplikaciji, ne z alert.</w:t>
+              <w:t xml:space="preserve">Napake preslikati v razumljiva besedila (vzrok + naslednji korak) in jih prikazati v aplikaciji, ne z alert.</w:t>
             </w:r>
           </w:p>
         </w:tc>
@@ -15234,27 +14778,27 @@
               <w:bottom w:val="single" w:color="BFBFBF" w:sz="4"/>
               <w:right w:val="single" w:color="BFBFBF" w:sz="4"/>
             </w:tcBorders>
-            <w:shd w:fill="FCE4D6" w:color="auto" w:val="clear"/>
-            <w:tcMar>
-              <w:top w:type="dxa" w:w="60"/>
-              <w:left w:type="dxa" w:w="90"/>
-              <w:bottom w:type="dxa" w:w="60"/>
-              <w:right w:type="dxa" w:w="90"/>
-            </w:tcMar>
-          </w:tcPr>
-          <w:p>
-            <w:pPr>
-              <w:jc w:val="center"/>
-            </w:pPr>
-            <w:r>
-              <w:rPr>
-                <w:rFonts w:ascii="Calibri" w:cs="Calibri" w:eastAsia="Calibri" w:hAnsi="Calibri"/>
-                <w:b/>
-                <w:bCs/>
-                <w:sz w:val="17"/>
-                <w:szCs w:val="17"/>
-              </w:rPr>
-              <w:t xml:space="preserve">3</w:t>
+            <w:shd w:fill="FFF2CC" w:color="auto" w:val="clear"/>
+            <w:tcMar>
+              <w:top w:type="dxa" w:w="60"/>
+              <w:left w:type="dxa" w:w="90"/>
+              <w:bottom w:type="dxa" w:w="60"/>
+              <w:right w:type="dxa" w:w="90"/>
+            </w:tcMar>
+          </w:tcPr>
+          <w:p>
+            <w:pPr>
+              <w:jc w:val="center"/>
+            </w:pPr>
+            <w:r>
+              <w:rPr>
+                <w:rFonts w:ascii="Calibri" w:cs="Calibri" w:eastAsia="Calibri" w:hAnsi="Calibri"/>
+                <w:b/>
+                <w:bCs/>
+                <w:sz w:val="17"/>
+                <w:szCs w:val="17"/>
+              </w:rPr>
+              <w:t xml:space="preserve">2</w:t>
             </w:r>
           </w:p>
         </w:tc>
@@ -15447,7 +14991,7 @@
           <w:sz w:val="20"/>
           <w:szCs w:val="20"/>
         </w:rPr>
-        <w:t xml:space="preserve">Harmonike »Kaj pomeni obračunska moč?«, »Zakaj je napoved pomembna?« in razlage postavk računa so dober primer pomoči v kontekstu. Manjka pa pomoč tam, kjer jo uporabnik najbolj potrebuje: pri vnosu dogovorjenih moči v profilu in pri nastavitvi 2FA.</w:t>
+        <w:t xml:space="preserve">Harmonike »Kaj pomeni obračunska moč?«, »Priporočilo za nižje stroške« in razlage postavk računa so dober primer pomoči v kontekstu. Manjka pa pomoč tam, kjer jo uporabnik najbolj potrebuje: pri vnosu dogovorjenih moči v profilu in pri nastavitvi 2FA.</w:t>
       </w:r>
     </w:p>
     <w:tbl>
@@ -15716,7 +15260,7 @@
                 <w:sz w:val="17"/>
                 <w:szCs w:val="17"/>
               </w:rPr>
-              <w:t xml:space="preserve">Harmonike na straneh Simulacija, Napoved in Omrežnina ter razlage v Razlagi računa.</w:t>
+              <w:t xml:space="preserve">Harmonike na straneh Simulacija in Omrežnina ter razlage v Razlagi računa.</w:t>
             </w:r>
           </w:p>
         </w:tc>
@@ -16112,7 +15656,7 @@
           <w:sz w:val="21"/>
           <w:szCs w:val="21"/>
         </w:rPr>
-        <w:t xml:space="preserve">Ocenjevalec A je evidentiral 30 postavk z delno ali neustrezno oceno, ocenjevalec B 33. Po združitvi podvojenih ugotovitev je ostalo 18 različnih težav, od tega sta 8 neodvisno zaznala oba ocenjevalca. Majhno prekrivanje je pričakovano, saj sta se ocenjevalca osredotočila na različne dele sistema, in potrjuje smiselnost evalvacije z več ocenjevalci.</w:t>
+        <w:t xml:space="preserve">Ocenjevalec A je evidentiral 29 postavk z delno ali neustrezno oceno, ocenjevalec B 31. Po združitvi podvojenih ugotovitev je ostalo 18 različnih težav, od tega sta 8 neodvisno zaznala oba ocenjevalca. Majhno prekrivanje je pričakovano, saj sta se ocenjevalca osredotočila na različne dele sistema, in potrjuje smiselnost evalvacije z več ocenjevalci.</w:t>
       </w:r>
     </w:p>
     <w:p>
@@ -16581,6 +16125,36 @@
                 <w:sz w:val="17"/>
                 <w:szCs w:val="17"/>
               </w:rPr>
+              <w:t xml:space="preserve">2</w:t>
+            </w:r>
+          </w:p>
+        </w:tc>
+        <w:tc>
+          <w:tcPr>
+            <w:tcW w:type="dxa" w:w="1500"/>
+            <w:tcBorders>
+              <w:top w:val="single" w:color="BFBFBF" w:sz="4"/>
+              <w:left w:val="single" w:color="BFBFBF" w:sz="4"/>
+              <w:bottom w:val="single" w:color="BFBFBF" w:sz="4"/>
+              <w:right w:val="single" w:color="BFBFBF" w:sz="4"/>
+            </w:tcBorders>
+            <w:tcMar>
+              <w:top w:type="dxa" w:w="60"/>
+              <w:left w:type="dxa" w:w="90"/>
+              <w:bottom w:type="dxa" w:w="60"/>
+              <w:right w:type="dxa" w:w="90"/>
+            </w:tcMar>
+          </w:tcPr>
+          <w:p>
+            <w:pPr>
+              <w:jc w:val="center"/>
+            </w:pPr>
+            <w:r>
+              <w:rPr>
+                <w:rFonts w:ascii="Calibri" w:cs="Calibri" w:eastAsia="Calibri" w:hAnsi="Calibri"/>
+                <w:sz w:val="17"/>
+                <w:szCs w:val="17"/>
+              </w:rPr>
               <w:t xml:space="preserve">3</w:t>
             </w:r>
           </w:p>
@@ -16611,37 +16185,7 @@
                 <w:sz w:val="17"/>
                 <w:szCs w:val="17"/>
               </w:rPr>
-              <w:t xml:space="preserve">3</w:t>
-            </w:r>
-          </w:p>
-        </w:tc>
-        <w:tc>
-          <w:tcPr>
-            <w:tcW w:type="dxa" w:w="1500"/>
-            <w:tcBorders>
-              <w:top w:val="single" w:color="BFBFBF" w:sz="4"/>
-              <w:left w:val="single" w:color="BFBFBF" w:sz="4"/>
-              <w:bottom w:val="single" w:color="BFBFBF" w:sz="4"/>
-              <w:right w:val="single" w:color="BFBFBF" w:sz="4"/>
-            </w:tcBorders>
-            <w:tcMar>
-              <w:top w:type="dxa" w:w="60"/>
-              <w:left w:type="dxa" w:w="90"/>
-              <w:bottom w:type="dxa" w:w="60"/>
-              <w:right w:type="dxa" w:w="90"/>
-            </w:tcMar>
-          </w:tcPr>
-          <w:p>
-            <w:pPr>
-              <w:jc w:val="center"/>
-            </w:pPr>
-            <w:r>
-              <w:rPr>
-                <w:rFonts w:ascii="Calibri" w:cs="Calibri" w:eastAsia="Calibri" w:hAnsi="Calibri"/>
-                <w:sz w:val="17"/>
-                <w:szCs w:val="17"/>
-              </w:rPr>
-              <w:t xml:space="preserve">5</w:t>
+              <w:t xml:space="preserve">4</w:t>
             </w:r>
           </w:p>
         </w:tc>
@@ -17381,7 +16925,7 @@
                 <w:sz w:val="17"/>
                 <w:szCs w:val="17"/>
               </w:rPr>
-              <w:t xml:space="preserve">2</w:t>
+              <w:t xml:space="preserve">1</w:t>
             </w:r>
           </w:p>
         </w:tc>
@@ -17966,7 +17510,7 @@
                 <w:sz w:val="17"/>
                 <w:szCs w:val="17"/>
               </w:rPr>
-              <w:t xml:space="preserve">3</w:t>
+              <w:t xml:space="preserve">2</w:t>
             </w:r>
           </w:p>
         </w:tc>
@@ -18633,7 +18177,7 @@
                 <w:sz w:val="17"/>
                 <w:szCs w:val="17"/>
               </w:rPr>
-              <w:t xml:space="preserve">2. H1</w:t>
+              <w:t xml:space="preserve">2. H2</w:t>
             </w:r>
           </w:p>
         </w:tc>
@@ -18660,7 +18204,7 @@
                 <w:sz w:val="17"/>
                 <w:szCs w:val="17"/>
               </w:rPr>
-              <w:t xml:space="preserve">Poraba po mesecih in Statistika moči: neskončna vrtavka namesto praznega stanja</w:t>
+              <w:t xml:space="preserve">Simulacija vedno računa z višjo sezono in delovnim dnem</w:t>
             </w:r>
           </w:p>
         </w:tc>
@@ -18780,7 +18324,7 @@
                 <w:sz w:val="17"/>
                 <w:szCs w:val="17"/>
               </w:rPr>
-              <w:t xml:space="preserve">Ločiti stanji nalaganja in praznih podatkov</w:t>
+              <w:t xml:space="preserve">Sezona in tip dneva iz datuma, možnost ročne izbire</w:t>
             </w:r>
           </w:p>
         </w:tc>
@@ -18839,7 +18383,7 @@
                 <w:sz w:val="17"/>
                 <w:szCs w:val="17"/>
               </w:rPr>
-              <w:t xml:space="preserve">Simulacija vedno računa z višjo sezono in delovnim dnem</w:t>
+              <w:t xml:space="preserve">Nasprotujoče si oziroma netočne razlage (priporočilo VT/MT, razlaga omrežnine)</w:t>
             </w:r>
           </w:p>
         </w:tc>
@@ -18869,7 +18413,7 @@
                 <w:sz w:val="17"/>
                 <w:szCs w:val="17"/>
               </w:rPr>
-              <w:t xml:space="preserve">–</w:t>
+              <w:t xml:space="preserve">✓</w:t>
             </w:r>
           </w:p>
         </w:tc>
@@ -18959,7 +18503,7 @@
                 <w:sz w:val="17"/>
                 <w:szCs w:val="17"/>
               </w:rPr>
-              <w:t xml:space="preserve">Sezona in tip dneva iz datuma, možnost ročne izbire</w:t>
+              <w:t xml:space="preserve">Uskladiti besedila z novim sistemom blokov (URO)</w:t>
             </w:r>
           </w:p>
         </w:tc>
@@ -18991,7 +18535,7 @@
                 <w:sz w:val="17"/>
                 <w:szCs w:val="17"/>
               </w:rPr>
-              <w:t xml:space="preserve">4. H2</w:t>
+              <w:t xml:space="preserve">4. H5</w:t>
             </w:r>
           </w:p>
         </w:tc>
@@ -19018,7 +18562,7 @@
                 <w:sz w:val="17"/>
                 <w:szCs w:val="17"/>
               </w:rPr>
-              <w:t xml:space="preserve">Nasprotujoče si oziroma netočne razlage (priporočilo VT/MT, razlaga omrežnine)</w:t>
+              <w:t xml:space="preserve">Predpogoj dogovorjenih moči odkrit šele po nalaganju</w:t>
             </w:r>
           </w:p>
         </w:tc>
@@ -19078,7 +18622,7 @@
                 <w:sz w:val="17"/>
                 <w:szCs w:val="17"/>
               </w:rPr>
-              <w:t xml:space="preserve">✓</w:t>
+              <w:t xml:space="preserve">–</w:t>
             </w:r>
           </w:p>
         </w:tc>
@@ -19138,7 +18682,7 @@
                 <w:sz w:val="17"/>
                 <w:szCs w:val="17"/>
               </w:rPr>
-              <w:t xml:space="preserve">Uskladiti besedila z novim sistemom blokov (URO)</w:t>
+              <w:t xml:space="preserve">Preverjanje ob odprtju zavihka in povezava na profil</w:t>
             </w:r>
           </w:p>
         </w:tc>
@@ -19197,7 +18741,7 @@
                 <w:sz w:val="17"/>
                 <w:szCs w:val="17"/>
               </w:rPr>
-              <w:t xml:space="preserve">Predpogoj dogovorjenih moči odkrit šele po nalaganju</w:t>
+              <w:t xml:space="preserve">Vnosna polja brez validacije: toplotna črpalka 676 kW, račun z neujemajočimi zneski</w:t>
             </w:r>
           </w:p>
         </w:tc>
@@ -19227,42 +18771,42 @@
                 <w:sz w:val="17"/>
                 <w:szCs w:val="17"/>
               </w:rPr>
+              <w:t xml:space="preserve">–</w:t>
+            </w:r>
+          </w:p>
+        </w:tc>
+        <w:tc>
+          <w:tcPr>
+            <w:tcW w:type="dxa" w:w="600"/>
+            <w:tcBorders>
+              <w:top w:val="single" w:color="BFBFBF" w:sz="4"/>
+              <w:left w:val="single" w:color="BFBFBF" w:sz="4"/>
+              <w:bottom w:val="single" w:color="BFBFBF" w:sz="4"/>
+              <w:right w:val="single" w:color="BFBFBF" w:sz="4"/>
+            </w:tcBorders>
+            <w:tcMar>
+              <w:top w:type="dxa" w:w="60"/>
+              <w:left w:type="dxa" w:w="90"/>
+              <w:bottom w:type="dxa" w:w="60"/>
+              <w:right w:type="dxa" w:w="90"/>
+            </w:tcMar>
+          </w:tcPr>
+          <w:p>
+            <w:pPr>
+              <w:jc w:val="center"/>
+            </w:pPr>
+            <w:r>
+              <w:rPr>
+                <w:rFonts w:ascii="Calibri" w:cs="Calibri" w:eastAsia="Calibri" w:hAnsi="Calibri"/>
+                <w:sz w:val="17"/>
+                <w:szCs w:val="17"/>
+              </w:rPr>
               <w:t xml:space="preserve">✓</w:t>
             </w:r>
           </w:p>
         </w:tc>
         <w:tc>
           <w:tcPr>
-            <w:tcW w:type="dxa" w:w="600"/>
-            <w:tcBorders>
-              <w:top w:val="single" w:color="BFBFBF" w:sz="4"/>
-              <w:left w:val="single" w:color="BFBFBF" w:sz="4"/>
-              <w:bottom w:val="single" w:color="BFBFBF" w:sz="4"/>
-              <w:right w:val="single" w:color="BFBFBF" w:sz="4"/>
-            </w:tcBorders>
-            <w:tcMar>
-              <w:top w:type="dxa" w:w="60"/>
-              <w:left w:type="dxa" w:w="90"/>
-              <w:bottom w:type="dxa" w:w="60"/>
-              <w:right w:type="dxa" w:w="90"/>
-            </w:tcMar>
-          </w:tcPr>
-          <w:p>
-            <w:pPr>
-              <w:jc w:val="center"/>
-            </w:pPr>
-            <w:r>
-              <w:rPr>
-                <w:rFonts w:ascii="Calibri" w:cs="Calibri" w:eastAsia="Calibri" w:hAnsi="Calibri"/>
-                <w:sz w:val="17"/>
-                <w:szCs w:val="17"/>
-              </w:rPr>
-              <w:t xml:space="preserve">–</w:t>
-            </w:r>
-          </w:p>
-        </w:tc>
-        <w:tc>
-          <w:tcPr>
             <w:tcW w:type="dxa" w:w="1100"/>
             <w:tcBorders>
               <w:top w:val="single" w:color="BFBFBF" w:sz="4"/>
@@ -19317,7 +18861,7 @@
                 <w:sz w:val="17"/>
                 <w:szCs w:val="17"/>
               </w:rPr>
-              <w:t xml:space="preserve">Preverjanje ob odprtju zavihka in povezava na profil</w:t>
+              <w:t xml:space="preserve">Številska polja z mejami, preverjanje vsote računa</w:t>
             </w:r>
           </w:p>
         </w:tc>
@@ -19376,7 +18920,7 @@
                 <w:sz w:val="17"/>
                 <w:szCs w:val="17"/>
               </w:rPr>
-              <w:t xml:space="preserve">Vnosna polja brez validacije: toplotna črpalka 676 kW, račun z neujemajočimi zneski</w:t>
+              <w:t xml:space="preserve">Vklop 2FA brez testne kode (tveganje zaklepa)</w:t>
             </w:r>
           </w:p>
         </w:tc>
@@ -19496,7 +19040,7 @@
                 <w:sz w:val="17"/>
                 <w:szCs w:val="17"/>
               </w:rPr>
-              <w:t xml:space="preserve">Številska polja z mejami, preverjanje vsote računa</w:t>
+              <w:t xml:space="preserve">Zahtevati veljavno kodo pred vklopom</w:t>
             </w:r>
           </w:p>
         </w:tc>
@@ -19528,7 +19072,7 @@
                 <w:sz w:val="17"/>
                 <w:szCs w:val="17"/>
               </w:rPr>
-              <w:t xml:space="preserve">7. H5</w:t>
+              <w:t xml:space="preserve">7. H1, H3</w:t>
             </w:r>
           </w:p>
         </w:tc>
@@ -19555,7 +19099,7 @@
                 <w:sz w:val="17"/>
                 <w:szCs w:val="17"/>
               </w:rPr>
-              <w:t xml:space="preserve">Vklop 2FA brez testne kode (tveganje zaklepa)</w:t>
+              <w:t xml:space="preserve">Prijava brez povratne informacije in brez preusmeritve (uporabnik ostane na /auth/login)</w:t>
             </w:r>
           </w:p>
         </w:tc>
@@ -19585,42 +19129,42 @@
                 <w:sz w:val="17"/>
                 <w:szCs w:val="17"/>
               </w:rPr>
+              <w:t xml:space="preserve">✓</w:t>
+            </w:r>
+          </w:p>
+        </w:tc>
+        <w:tc>
+          <w:tcPr>
+            <w:tcW w:type="dxa" w:w="600"/>
+            <w:tcBorders>
+              <w:top w:val="single" w:color="BFBFBF" w:sz="4"/>
+              <w:left w:val="single" w:color="BFBFBF" w:sz="4"/>
+              <w:bottom w:val="single" w:color="BFBFBF" w:sz="4"/>
+              <w:right w:val="single" w:color="BFBFBF" w:sz="4"/>
+            </w:tcBorders>
+            <w:tcMar>
+              <w:top w:type="dxa" w:w="60"/>
+              <w:left w:type="dxa" w:w="90"/>
+              <w:bottom w:type="dxa" w:w="60"/>
+              <w:right w:type="dxa" w:w="90"/>
+            </w:tcMar>
+          </w:tcPr>
+          <w:p>
+            <w:pPr>
+              <w:jc w:val="center"/>
+            </w:pPr>
+            <w:r>
+              <w:rPr>
+                <w:rFonts w:ascii="Calibri" w:cs="Calibri" w:eastAsia="Calibri" w:hAnsi="Calibri"/>
+                <w:sz w:val="17"/>
+                <w:szCs w:val="17"/>
+              </w:rPr>
               <w:t xml:space="preserve">–</w:t>
             </w:r>
           </w:p>
         </w:tc>
         <w:tc>
           <w:tcPr>
-            <w:tcW w:type="dxa" w:w="600"/>
-            <w:tcBorders>
-              <w:top w:val="single" w:color="BFBFBF" w:sz="4"/>
-              <w:left w:val="single" w:color="BFBFBF" w:sz="4"/>
-              <w:bottom w:val="single" w:color="BFBFBF" w:sz="4"/>
-              <w:right w:val="single" w:color="BFBFBF" w:sz="4"/>
-            </w:tcBorders>
-            <w:tcMar>
-              <w:top w:type="dxa" w:w="60"/>
-              <w:left w:type="dxa" w:w="90"/>
-              <w:bottom w:type="dxa" w:w="60"/>
-              <w:right w:type="dxa" w:w="90"/>
-            </w:tcMar>
-          </w:tcPr>
-          <w:p>
-            <w:pPr>
-              <w:jc w:val="center"/>
-            </w:pPr>
-            <w:r>
-              <w:rPr>
-                <w:rFonts w:ascii="Calibri" w:cs="Calibri" w:eastAsia="Calibri" w:hAnsi="Calibri"/>
-                <w:sz w:val="17"/>
-                <w:szCs w:val="17"/>
-              </w:rPr>
-              <w:t xml:space="preserve">✓</w:t>
-            </w:r>
-          </w:p>
-        </w:tc>
-        <w:tc>
-          <w:tcPr>
             <w:tcW w:type="dxa" w:w="1100"/>
             <w:tcBorders>
               <w:top w:val="single" w:color="BFBFBF" w:sz="4"/>
@@ -19675,7 +19219,7 @@
                 <w:sz w:val="17"/>
                 <w:szCs w:val="17"/>
               </w:rPr>
-              <w:t xml:space="preserve">Zahtevati veljavno kodo pred vklopom</w:t>
+              <w:t xml:space="preserve">Stanje »Prijavljam …« in preusmeritev ob prijavljenem uporabniku (popravljeno na veji fix-login-remove-chatbot)</w:t>
             </w:r>
           </w:p>
         </w:tc>
@@ -19734,7 +19278,7 @@
                 <w:sz w:val="17"/>
                 <w:szCs w:val="17"/>
               </w:rPr>
-              <w:t xml:space="preserve">Splošna in tehnična sporočila o napakah (nalaganje, »Request failed with status code 400«, alert)</w:t>
+              <w:t xml:space="preserve">Splošna in tehnična sporočila o napakah (nalaganje, »UID ni na voljo«, alert)</w:t>
             </w:r>
           </w:p>
         </w:tc>
@@ -19827,7 +19371,7 @@
                 <w:sz w:val="17"/>
                 <w:szCs w:val="17"/>
               </w:rPr>
-              <w:t xml:space="preserve">3,0</w:t>
+              <w:t xml:space="preserve">2,5</w:t>
             </w:r>
           </w:p>
         </w:tc>
@@ -19886,7 +19430,7 @@
                 <w:sz w:val="17"/>
                 <w:szCs w:val="17"/>
               </w:rPr>
-              <w:t xml:space="preserve">9. H1, H3</w:t>
+              <w:t xml:space="preserve">9. H1</w:t>
             </w:r>
           </w:p>
         </w:tc>
@@ -19913,7 +19457,7 @@
                 <w:sz w:val="17"/>
                 <w:szCs w:val="17"/>
               </w:rPr>
-              <w:t xml:space="preserve">Prijava brez povratne informacije in brez preusmeritve (uporabnik ostane na /auth/login)</w:t>
+              <w:t xml:space="preserve">Poraba po mesecih in Statistika moči: dolgo nalaganje z golo vrtavko brez pojasnila</w:t>
             </w:r>
           </w:p>
         </w:tc>
@@ -19943,42 +19487,42 @@
                 <w:sz w:val="17"/>
                 <w:szCs w:val="17"/>
               </w:rPr>
+              <w:t xml:space="preserve">–</w:t>
+            </w:r>
+          </w:p>
+        </w:tc>
+        <w:tc>
+          <w:tcPr>
+            <w:tcW w:type="dxa" w:w="600"/>
+            <w:tcBorders>
+              <w:top w:val="single" w:color="BFBFBF" w:sz="4"/>
+              <w:left w:val="single" w:color="BFBFBF" w:sz="4"/>
+              <w:bottom w:val="single" w:color="BFBFBF" w:sz="4"/>
+              <w:right w:val="single" w:color="BFBFBF" w:sz="4"/>
+            </w:tcBorders>
+            <w:tcMar>
+              <w:top w:type="dxa" w:w="60"/>
+              <w:left w:type="dxa" w:w="90"/>
+              <w:bottom w:type="dxa" w:w="60"/>
+              <w:right w:type="dxa" w:w="90"/>
+            </w:tcMar>
+          </w:tcPr>
+          <w:p>
+            <w:pPr>
+              <w:jc w:val="center"/>
+            </w:pPr>
+            <w:r>
+              <w:rPr>
+                <w:rFonts w:ascii="Calibri" w:cs="Calibri" w:eastAsia="Calibri" w:hAnsi="Calibri"/>
+                <w:sz w:val="17"/>
+                <w:szCs w:val="17"/>
+              </w:rPr>
               <w:t xml:space="preserve">✓</w:t>
             </w:r>
           </w:p>
         </w:tc>
         <w:tc>
           <w:tcPr>
-            <w:tcW w:type="dxa" w:w="600"/>
-            <w:tcBorders>
-              <w:top w:val="single" w:color="BFBFBF" w:sz="4"/>
-              <w:left w:val="single" w:color="BFBFBF" w:sz="4"/>
-              <w:bottom w:val="single" w:color="BFBFBF" w:sz="4"/>
-              <w:right w:val="single" w:color="BFBFBF" w:sz="4"/>
-            </w:tcBorders>
-            <w:tcMar>
-              <w:top w:type="dxa" w:w="60"/>
-              <w:left w:type="dxa" w:w="90"/>
-              <w:bottom w:type="dxa" w:w="60"/>
-              <w:right w:type="dxa" w:w="90"/>
-            </w:tcMar>
-          </w:tcPr>
-          <w:p>
-            <w:pPr>
-              <w:jc w:val="center"/>
-            </w:pPr>
-            <w:r>
-              <w:rPr>
-                <w:rFonts w:ascii="Calibri" w:cs="Calibri" w:eastAsia="Calibri" w:hAnsi="Calibri"/>
-                <w:sz w:val="17"/>
-                <w:szCs w:val="17"/>
-              </w:rPr>
-              <w:t xml:space="preserve">–</w:t>
-            </w:r>
-          </w:p>
-        </w:tc>
-        <w:tc>
-          <w:tcPr>
             <w:tcW w:type="dxa" w:w="1100"/>
             <w:tcBorders>
               <w:top w:val="single" w:color="BFBFBF" w:sz="4"/>
@@ -19986,27 +19530,27 @@
               <w:bottom w:val="single" w:color="BFBFBF" w:sz="4"/>
               <w:right w:val="single" w:color="BFBFBF" w:sz="4"/>
             </w:tcBorders>
-            <w:shd w:fill="FCE4D6" w:color="auto" w:val="clear"/>
-            <w:tcMar>
-              <w:top w:type="dxa" w:w="60"/>
-              <w:left w:type="dxa" w:w="90"/>
-              <w:bottom w:type="dxa" w:w="60"/>
-              <w:right w:type="dxa" w:w="90"/>
-            </w:tcMar>
-          </w:tcPr>
-          <w:p>
-            <w:pPr>
-              <w:jc w:val="center"/>
-            </w:pPr>
-            <w:r>
-              <w:rPr>
-                <w:rFonts w:ascii="Calibri" w:cs="Calibri" w:eastAsia="Calibri" w:hAnsi="Calibri"/>
-                <w:b/>
-                <w:bCs/>
-                <w:sz w:val="17"/>
-                <w:szCs w:val="17"/>
-              </w:rPr>
-              <w:t xml:space="preserve">3,0</w:t>
+            <w:shd w:fill="FFF2CC" w:color="auto" w:val="clear"/>
+            <w:tcMar>
+              <w:top w:type="dxa" w:w="60"/>
+              <w:left w:type="dxa" w:w="90"/>
+              <w:bottom w:type="dxa" w:w="60"/>
+              <w:right w:type="dxa" w:w="90"/>
+            </w:tcMar>
+          </w:tcPr>
+          <w:p>
+            <w:pPr>
+              <w:jc w:val="center"/>
+            </w:pPr>
+            <w:r>
+              <w:rPr>
+                <w:rFonts w:ascii="Calibri" w:cs="Calibri" w:eastAsia="Calibri" w:hAnsi="Calibri"/>
+                <w:b/>
+                <w:bCs/>
+                <w:sz w:val="17"/>
+                <w:szCs w:val="17"/>
+              </w:rPr>
+              <w:t xml:space="preserve">2,0</w:t>
             </w:r>
           </w:p>
         </w:tc>
@@ -20033,7 +19577,7 @@
                 <w:sz w:val="17"/>
                 <w:szCs w:val="17"/>
               </w:rPr>
-              <w:t xml:space="preserve">Stanje »Prijavljam …« in preusmeritev ob prijavljenem uporabniku (popravljeno na veji fix-login-remove-chatbot)</w:t>
+              <w:t xml:space="preserve">Skeleton grafov in besedilo o nalaganju, ločeno prazno stanje</w:t>
             </w:r>
           </w:p>
         </w:tc>
@@ -21673,7 +21217,7 @@
           <w:sz w:val="21"/>
           <w:szCs w:val="21"/>
         </w:rPr>
-        <w:t xml:space="preserve">Pri sporočilih o napakah (H9) je ocenjevalec A težavo ocenil kot večjo (R 3), ker splošno sporočilo pri nalaganju podatkov uporabnika popolnoma zaustavi pri ključnem opravilu aplikacije; ocenjevalec B je podobna sporočila v profilu in napovedi ocenil z 2, ker so ta opravila redkejša. Pri estetiki (H8) je A višje ocenil prazen prostor na nadzorni plošči, saj je to prva stran, ki jo vidi vsak uporabnik. Ocenjevalec B je edini pregledal vsebinsko točnost izračunov in razlag, kjer je odkril dve resni težavi (sezona v simulaciji, razlaga omrežnine), ki ju A pri pregledu prvega stika ni mogel zaznati.</w:t>
+        <w:t xml:space="preserve">Pri sporočilih o napakah (H9) je ocenjevalec A težavo ocenil kot večjo (R 3), ker splošno sporočilo pri nalaganju podatkov uporabnika popolnoma zaustavi pri ključnem opravilu aplikacije; ocenjevalec B je podobna sporočila v profilu in pri ročnem vnosu računa ocenil z 2, ker so ta opravila redkejša. Pri estetiki (H8) je A višje ocenil prazen prostor na nadzorni plošči, saj je to prva stran, ki jo vidi vsak uporabnik. Ocenjevalec B je edini pregledal vsebinsko točnost izračunov in razlag, kjer je odkril dve resni težavi (sezona v simulaciji, razlaga omrežnine), ki ju A pri pregledu prvega stika ni mogel zaznati.</w:t>
       </w:r>
     </w:p>
     <w:p>
@@ -21712,7 +21256,7 @@
           <w:sz w:val="21"/>
           <w:szCs w:val="21"/>
         </w:rPr>
-        <w:t xml:space="preserve">Kot prvih pet izboljšav predlagava: (1) povratno informacijo in preusmeritev pri prijavi, prikaz sporočil v profilu ter prazna stanja namesto neskončne vrtavke, (2) uskladitev simulacije in razlag z dejanskim sistemom časovnih blokov, (3) validacijo vseh številskih vnosov (moči, toplotna črpalka, zneski računa) in preverjanje predpogojev pred nalaganjem, (4) varen vklop 2FA s testno kodo in (5) enoten slovar uporabniških sporočil o napakah z vzrokom in rešitvijo.</w:t>
+        <w:t xml:space="preserve">Kot prvih pet izboljšav predlagava: (1) povratno informacijo in preusmeritev pri prijavi, prikaz sporočil v profilu ter jasen prikaz dolgega nalaganja podatkov, (2) uskladitev simulacije in razlag z dejanskim sistemom časovnih blokov, (3) validacijo vseh številskih vnosov (moči, toplotna črpalka, zneski računa) in preverjanje predpogojev pred nalaganjem, (4) varen vklop 2FA s testno kodo in (5) enoten slovar uporabniških sporočil o napakah z vzrokom in rešitvijo.</w:t>
       </w:r>
     </w:p>
     <w:p>
@@ -22123,7 +21667,7 @@
                 <w:sz w:val="17"/>
                 <w:szCs w:val="17"/>
               </w:rPr>
-              <w:t xml:space="preserve">Poraba po mesecih – vrtavka brez vsebine in brez sporočila.</w:t>
+              <w:t xml:space="preserve">Poraba po mesecih med nalaganjem – več sekund le vrtavka brez pojasnila.</w:t>
             </w:r>
           </w:p>
         </w:tc>
@@ -22315,7 +21859,7 @@
                 <w:sz w:val="17"/>
                 <w:szCs w:val="17"/>
               </w:rPr>
-              <w:t xml:space="preserve">Napoved – napaka »Request failed with status code 400«.</w:t>
+              <w:t xml:space="preserve">Nalaganje podatkov – »Choose File / No file chosen«, gumb »Naloži csv ali excel«.</w:t>
             </w:r>
           </w:p>
         </w:tc>
@@ -22422,7 +21966,7 @@
                 <w:sz w:val="17"/>
                 <w:szCs w:val="17"/>
               </w:rPr>
-              <w:t xml:space="preserve">Nalaganje podatkov – »Choose File / No file chosen«, gumb »Naloži csv ali excel«.</w:t>
+              <w:t xml:space="preserve">Račun na kratko – skupni znesek 10 € ob postavkah v vrednosti 51 €, mesec »08«, netočna razlaga omrežnine.</w:t>
             </w:r>
           </w:p>
         </w:tc>
@@ -22507,7 +22051,7 @@
                 <w:sz w:val="17"/>
                 <w:szCs w:val="17"/>
               </w:rPr>
-              <w:t xml:space="preserve">Račun na kratko – skupni znesek 10 € ob postavkah v vrednosti 51 €, mesec »08«, netočna razlaga omrežnine.</w:t>
+              <w:t xml:space="preserve">Upravljanje podatkov – interna imena (»optimum«) in meseci kot števila.</w:t>
             </w:r>
           </w:p>
         </w:tc>
@@ -22614,7 +22158,7 @@
                 <w:sz w:val="17"/>
                 <w:szCs w:val="17"/>
               </w:rPr>
-              <w:t xml:space="preserve">Upravljanje podatkov – interna imena (»optimum«) in meseci kot števila.</w:t>
+              <w:t xml:space="preserve">Profil – toplotna črpalka 676 kW sprejeta brez opozorila; zavihek »Dodaj …« tudi za obstoječo črpalko.</w:t>
             </w:r>
           </w:p>
         </w:tc>
@@ -22699,130 +22243,7 @@
                 <w:sz w:val="17"/>
                 <w:szCs w:val="17"/>
               </w:rPr>
-              <w:t xml:space="preserve">Profil – toplotna črpalka 676 kW sprejeta brez opozorila; zavihek »Dodaj …« tudi za obstoječo črpalko.</w:t>
-            </w:r>
-          </w:p>
-        </w:tc>
-      </w:tr>
-    </w:tbl>
-    <w:tbl>
-      <w:tblPr>
-        <w:tblW w:type="dxa" w:w="14838"/>
-        <w:tblBorders>
-          <w:top w:val="single" w:color="auto" w:sz="4"/>
-          <w:left w:val="single" w:color="auto" w:sz="4"/>
-          <w:bottom w:val="single" w:color="auto" w:sz="4"/>
-          <w:right w:val="single" w:color="auto" w:sz="4"/>
-          <w:insideH w:val="single" w:color="auto" w:sz="4"/>
-          <w:insideV w:val="single" w:color="auto" w:sz="4"/>
-        </w:tblBorders>
-      </w:tblPr>
-      <w:tblGrid>
-        <w:gridCol w:w="7419"/>
-        <w:gridCol w:w="7419"/>
-      </w:tblGrid>
-      <w:tr>
-        <w:trPr>
-          <w:cantSplit/>
-        </w:trPr>
-        <w:tc>
-          <w:tcPr>
-            <w:tcW w:type="dxa" w:w="7419"/>
-            <w:tcBorders>
-              <w:top w:val="none" w:color="FFFFFF" w:sz="0"/>
-              <w:left w:val="none" w:color="FFFFFF" w:sz="0"/>
-              <w:bottom w:val="none" w:color="FFFFFF" w:sz="0"/>
-              <w:right w:val="none" w:color="FFFFFF" w:sz="0"/>
-            </w:tcBorders>
-            <w:tcMar>
-              <w:top w:type="dxa" w:w="60"/>
-              <w:left w:type="dxa" w:w="80"/>
-              <w:bottom w:type="dxa" w:w="120"/>
-              <w:right w:type="dxa" w:w="80"/>
-            </w:tcMar>
-          </w:tcPr>
-          <w:p>
-            <w:pPr>
-              <w:jc w:val="center"/>
-            </w:pPr>
-            <w:r>
-              <w:drawing>
-                <wp:inline distT="0" distB="0" distL="0" distR="0">
-                  <wp:extent cx="4343400" cy="2714625"/>
-                  <wp:effectExtent t="0" r="0" b="0" l="0"/>
-                  <wp:docPr id="1" name="" descr="" title=""/>
-                  <wp:cNvGraphicFramePr>
-                    <a:graphicFrameLocks xmlns:a="http://schemas.openxmlformats.org/drawingml/2006/main" noChangeAspect="1"/>
-                  </wp:cNvGraphicFramePr>
-                  <a:graphic xmlns:a="http://schemas.openxmlformats.org/drawingml/2006/main">
-                    <a:graphicData uri="http://schemas.openxmlformats.org/drawingml/2006/picture">
-                      <pic:pic xmlns:pic="http://schemas.openxmlformats.org/drawingml/2006/picture">
-                        <pic:nvPicPr>
-                          <pic:cNvPr id="0" name="" descr=""/>
-                          <pic:cNvPicPr>
-                            <a:picLocks noChangeAspect="1" noChangeArrowheads="1"/>
-                          </pic:cNvPicPr>
-                        </pic:nvPicPr>
-                        <pic:blipFill>
-                          <a:blip r:embed="rId18" cstate="none"/>
-                          <a:srcRect/>
-                          <a:stretch>
-                            <a:fillRect/>
-                          </a:stretch>
-                        </pic:blipFill>
-                        <pic:spPr bwMode="auto">
-                          <a:xfrm>
-                            <a:off x="0" y="0"/>
-                            <a:ext cx="4343400" cy="2714625"/>
-                          </a:xfrm>
-                          <a:prstGeom prst="rect">
-                            <a:avLst/>
-                          </a:prstGeom>
-                        </pic:spPr>
-                      </pic:pic>
-                    </a:graphicData>
-                  </a:graphic>
-                </wp:inline>
-              </w:drawing>
-            </w:r>
-          </w:p>
-          <w:p>
-            <w:pPr>
-              <w:spacing w:before="60"/>
-            </w:pPr>
-            <w:r>
-              <w:rPr>
-                <w:rFonts w:ascii="Calibri" w:cs="Calibri" w:eastAsia="Calibri" w:hAnsi="Calibri"/>
-                <w:b/>
-                <w:bCs/>
-                <w:sz w:val="17"/>
-                <w:szCs w:val="17"/>
-              </w:rPr>
-              <w:t xml:space="preserve">Posnetek 11: </w:t>
-            </w:r>
-            <w:r>
-              <w:rPr>
-                <w:rFonts w:ascii="Calibri" w:cs="Calibri" w:eastAsia="Calibri" w:hAnsi="Calibri"/>
-                <w:sz w:val="17"/>
-                <w:szCs w:val="17"/>
-              </w:rPr>
               <w:t xml:space="preserve">Prijavna stran, odprta s strani prijavljenega uporabnika – ni preusmeritve v aplikacijo.</w:t>
-            </w:r>
-          </w:p>
-        </w:tc>
-        <w:tc>
-          <w:tcPr>
-            <w:tcW w:type="dxa" w:w="7419"/>
-            <w:tcBorders>
-              <w:top w:val="none" w:color="FFFFFF" w:sz="0"/>
-              <w:left w:val="none" w:color="FFFFFF" w:sz="0"/>
-              <w:bottom w:val="none" w:color="FFFFFF" w:sz="0"/>
-              <w:right w:val="none" w:color="FFFFFF" w:sz="0"/>
-            </w:tcBorders>
-          </w:tcPr>
-          <w:p>
-            <w:r>
-              <w:t xml:space="preserve"/>
             </w:r>
           </w:p>
         </w:tc>
